--- a/flow/20230914_vu_template/drafts/2024-11-u/30-СБ-Андрія.docx
+++ b/flow/20230914_vu_template/drafts/2024-11-u/30-СБ-Андрія.docx
@@ -12025,765 +12025,624 @@
     </w:p>
     <w:p>
       <w:pPr>
-        <w:spacing w:after="120"/>
-        <w:rPr>
-          <w:rFonts w:ascii="Times New Roman" w:hAnsi="Times New Roman" w:cs="Times New Roman"/>
-          <w:sz w:val="24"/>
-          <w:szCs w:val="24"/>
-          <w:lang w:val="ru-MD"/>
-        </w:rPr>
-      </w:pPr>
-      <w:r>
-        <w:rPr>
-          <w:rFonts w:ascii="Times New Roman" w:hAnsi="Times New Roman" w:cs="Times New Roman"/>
+        <w:pStyle w:val="Normal"/>
+        <w:spacing w:after="120"/>
+      </w:pPr>
+      <w:r>
+        <w:rPr>
+          <w:rFonts w:ascii="Times New Roman" w:hAnsi="Times New Roman"/>
           <w:b/>
           <w:color w:val="000000"/>
           <w:sz w:val="24"/>
-          <w:szCs w:val="24"/>
-          <w:lang w:val="ru-MD"/>
-        </w:rPr>
-        <w:t>Го</w:t>
-      </w:r>
-      <w:r>
-        <w:rPr>
-          <w:rFonts w:ascii="Times New Roman" w:hAnsi="Times New Roman" w:cs="Times New Roman"/>
-          <w:sz w:val="24"/>
-          <w:szCs w:val="24"/>
-          <w:lang w:val="ru-MD"/>
-        </w:rPr>
-        <w:t>́</w:t>
-      </w:r>
-      <w:r>
-        <w:rPr>
-          <w:rFonts w:ascii="Times New Roman" w:hAnsi="Times New Roman" w:cs="Times New Roman"/>
+        </w:rPr>
+        <w:t xml:space="preserve">Го́споди, взива́ю я до Те́бе, ви́слухай мене́.* </w:t>
+      </w:r>
+      <w:r>
+        <w:rPr>
+          <w:rFonts w:ascii="Times New Roman" w:hAnsi="Times New Roman"/>
           <w:b/>
           <w:color w:val="000000"/>
           <w:sz w:val="24"/>
-          <w:szCs w:val="24"/>
-          <w:lang w:val="ru-MD"/>
-        </w:rPr>
-        <w:t>споди, взива</w:t>
-      </w:r>
-      <w:r>
-        <w:rPr>
-          <w:rFonts w:ascii="Times New Roman" w:hAnsi="Times New Roman" w:cs="Times New Roman"/>
-          <w:sz w:val="24"/>
-          <w:szCs w:val="24"/>
-          <w:lang w:val="ru-MD"/>
-        </w:rPr>
-        <w:t>́</w:t>
-      </w:r>
-      <w:r>
-        <w:rPr>
-          <w:rFonts w:ascii="Times New Roman" w:hAnsi="Times New Roman" w:cs="Times New Roman"/>
+        </w:rPr>
+        <w:t>Ви</w:t>
+      </w:r>
+      <w:r>
+        <w:rPr>
+          <w:rFonts w:ascii="Times New Roman" w:hAnsi="Times New Roman"/>
           <w:b/>
           <w:color w:val="000000"/>
           <w:sz w:val="24"/>
-          <w:szCs w:val="24"/>
-          <w:lang w:val="ru-MD"/>
-        </w:rPr>
-        <w:t>ю я до Те</w:t>
-      </w:r>
-      <w:r>
-        <w:rPr>
-          <w:rFonts w:ascii="Times New Roman" w:hAnsi="Times New Roman" w:cs="Times New Roman"/>
-          <w:sz w:val="24"/>
-          <w:szCs w:val="24"/>
-          <w:lang w:val="ru-MD"/>
         </w:rPr>
         <w:t>́</w:t>
       </w:r>
       <w:r>
         <w:rPr>
-          <w:rFonts w:ascii="Times New Roman" w:hAnsi="Times New Roman" w:cs="Times New Roman"/>
+          <w:rFonts w:ascii="Times New Roman" w:hAnsi="Times New Roman"/>
           <w:b/>
           <w:color w:val="000000"/>
           <w:sz w:val="24"/>
-          <w:szCs w:val="24"/>
-          <w:lang w:val="ru-MD"/>
-        </w:rPr>
-        <w:t>бе, ви</w:t>
-      </w:r>
-      <w:r>
-        <w:rPr>
-          <w:rFonts w:ascii="Times New Roman" w:hAnsi="Times New Roman" w:cs="Times New Roman"/>
-          <w:sz w:val="24"/>
-          <w:szCs w:val="24"/>
-          <w:lang w:val="ru-MD"/>
-        </w:rPr>
-        <w:t>́</w:t>
-      </w:r>
-      <w:r>
-        <w:rPr>
-          <w:rFonts w:ascii="Times New Roman" w:hAnsi="Times New Roman" w:cs="Times New Roman"/>
+        </w:rPr>
+        <w:t>слухай мене</w:t>
+      </w:r>
+      <w:r>
+        <w:rPr>
+          <w:rFonts w:ascii="Times New Roman" w:hAnsi="Times New Roman"/>
           <w:b/>
           <w:color w:val="000000"/>
           <w:sz w:val="24"/>
-          <w:szCs w:val="24"/>
-          <w:lang w:val="ru-MD"/>
-        </w:rPr>
-        <w:t>слухай мене</w:t>
-      </w:r>
-      <w:r>
-        <w:rPr>
-          <w:rFonts w:ascii="Times New Roman" w:hAnsi="Times New Roman" w:cs="Times New Roman"/>
-          <w:sz w:val="24"/>
-          <w:szCs w:val="24"/>
-          <w:lang w:val="ru-MD"/>
         </w:rPr>
         <w:t>́</w:t>
       </w:r>
       <w:r>
         <w:rPr>
-          <w:rFonts w:ascii="Times New Roman" w:hAnsi="Times New Roman" w:cs="Times New Roman"/>
+          <w:rFonts w:ascii="Times New Roman" w:hAnsi="Times New Roman"/>
           <w:b/>
           <w:color w:val="000000"/>
           <w:sz w:val="24"/>
-          <w:szCs w:val="24"/>
-          <w:lang w:val="ru-MD"/>
-        </w:rPr>
-        <w:t>.* Ви</w:t>
-      </w:r>
-      <w:r>
-        <w:rPr>
-          <w:rFonts w:ascii="Times New Roman" w:hAnsi="Times New Roman" w:cs="Times New Roman"/>
-          <w:sz w:val="24"/>
-          <w:szCs w:val="24"/>
-          <w:lang w:val="ru-MD"/>
-        </w:rPr>
-        <w:t>́</w:t>
-      </w:r>
-      <w:r>
-        <w:rPr>
-          <w:rFonts w:ascii="Times New Roman" w:hAnsi="Times New Roman" w:cs="Times New Roman"/>
+        </w:rPr>
+        <w:t>, Го</w:t>
+      </w:r>
+      <w:r>
+        <w:rPr>
+          <w:rFonts w:ascii="Times New Roman" w:hAnsi="Times New Roman"/>
           <w:b/>
           <w:color w:val="000000"/>
           <w:sz w:val="24"/>
-          <w:szCs w:val="24"/>
-          <w:lang w:val="ru-MD"/>
-        </w:rPr>
-        <w:t>слухай мене, Го</w:t>
-      </w:r>
-      <w:r>
-        <w:rPr>
-          <w:rFonts w:ascii="Times New Roman" w:hAnsi="Times New Roman" w:cs="Times New Roman"/>
-          <w:sz w:val="24"/>
-          <w:szCs w:val="24"/>
-          <w:lang w:val="ru-MD"/>
         </w:rPr>
         <w:t>́</w:t>
       </w:r>
       <w:r>
         <w:rPr>
-          <w:rFonts w:ascii="Times New Roman" w:hAnsi="Times New Roman" w:cs="Times New Roman"/>
+          <w:rFonts w:ascii="Times New Roman" w:hAnsi="Times New Roman"/>
           <w:b/>
           <w:color w:val="000000"/>
           <w:sz w:val="24"/>
-          <w:szCs w:val="24"/>
-          <w:lang w:val="ru-MD"/>
         </w:rPr>
         <w:t>споди.* Го</w:t>
       </w:r>
       <w:r>
         <w:rPr>
-          <w:rFonts w:ascii="Times New Roman" w:hAnsi="Times New Roman" w:cs="Times New Roman"/>
-          <w:sz w:val="24"/>
-          <w:szCs w:val="24"/>
-          <w:lang w:val="ru-MD"/>
-        </w:rPr>
-        <w:t>́</w:t>
-      </w:r>
-      <w:r>
-        <w:rPr>
-          <w:rFonts w:ascii="Times New Roman" w:hAnsi="Times New Roman" w:cs="Times New Roman"/>
+          <w:rFonts w:ascii="Times New Roman" w:hAnsi="Times New Roman"/>
           <w:b/>
           <w:color w:val="000000"/>
           <w:sz w:val="24"/>
-          <w:szCs w:val="24"/>
-          <w:lang w:val="ru-MD"/>
-        </w:rPr>
-        <w:t>споди, взива</w:t>
-      </w:r>
-      <w:r>
-        <w:rPr>
-          <w:rFonts w:ascii="Times New Roman" w:hAnsi="Times New Roman" w:cs="Times New Roman"/>
-          <w:sz w:val="24"/>
-          <w:szCs w:val="24"/>
-          <w:lang w:val="ru-MD"/>
         </w:rPr>
         <w:t>́</w:t>
       </w:r>
       <w:r>
         <w:rPr>
-          <w:rFonts w:ascii="Times New Roman" w:hAnsi="Times New Roman" w:cs="Times New Roman"/>
+          <w:rFonts w:ascii="Times New Roman" w:hAnsi="Times New Roman"/>
           <w:b/>
           <w:color w:val="000000"/>
           <w:sz w:val="24"/>
-          <w:szCs w:val="24"/>
-          <w:lang w:val="ru-MD"/>
-        </w:rPr>
-        <w:t>ю я до Те</w:t>
-      </w:r>
-      <w:r>
-        <w:rPr>
-          <w:rFonts w:ascii="Times New Roman" w:hAnsi="Times New Roman" w:cs="Times New Roman"/>
-          <w:sz w:val="24"/>
-          <w:szCs w:val="24"/>
-          <w:lang w:val="ru-MD"/>
-        </w:rPr>
-        <w:t>́</w:t>
-      </w:r>
-      <w:r>
-        <w:rPr>
-          <w:rFonts w:ascii="Times New Roman" w:hAnsi="Times New Roman" w:cs="Times New Roman"/>
+        </w:rPr>
+        <w:t>споди, взива</w:t>
+      </w:r>
+      <w:r>
+        <w:rPr>
+          <w:rFonts w:ascii="Times New Roman" w:hAnsi="Times New Roman"/>
           <w:b/>
           <w:color w:val="000000"/>
           <w:sz w:val="24"/>
-          <w:szCs w:val="24"/>
-          <w:lang w:val="ru-MD"/>
-        </w:rPr>
-        <w:t>бе, ви</w:t>
-      </w:r>
-      <w:r>
-        <w:rPr>
-          <w:rFonts w:ascii="Times New Roman" w:hAnsi="Times New Roman" w:cs="Times New Roman"/>
-          <w:sz w:val="24"/>
-          <w:szCs w:val="24"/>
-          <w:lang w:val="ru-MD"/>
         </w:rPr>
         <w:t>́</w:t>
       </w:r>
       <w:r>
         <w:rPr>
-          <w:rFonts w:ascii="Times New Roman" w:hAnsi="Times New Roman" w:cs="Times New Roman"/>
+          <w:rFonts w:ascii="Times New Roman" w:hAnsi="Times New Roman"/>
           <w:b/>
           <w:color w:val="000000"/>
           <w:sz w:val="24"/>
-          <w:szCs w:val="24"/>
-          <w:lang w:val="ru-MD"/>
-        </w:rPr>
-        <w:t>слухай мене</w:t>
-      </w:r>
-      <w:r>
-        <w:rPr>
-          <w:rFonts w:ascii="Times New Roman" w:hAnsi="Times New Roman" w:cs="Times New Roman"/>
-          <w:sz w:val="24"/>
-          <w:szCs w:val="24"/>
-          <w:lang w:val="ru-MD"/>
-        </w:rPr>
-        <w:t>́</w:t>
-      </w:r>
-      <w:r>
-        <w:rPr>
-          <w:rFonts w:ascii="Times New Roman" w:hAnsi="Times New Roman" w:cs="Times New Roman"/>
+        </w:rPr>
+        <w:t>ю я до Те</w:t>
+      </w:r>
+      <w:r>
+        <w:rPr>
+          <w:rFonts w:ascii="Times New Roman" w:hAnsi="Times New Roman"/>
           <w:b/>
           <w:color w:val="000000"/>
           <w:sz w:val="24"/>
-          <w:szCs w:val="24"/>
-          <w:lang w:val="ru-MD"/>
-        </w:rPr>
-        <w:t>.* Почу</w:t>
-      </w:r>
-      <w:r>
-        <w:rPr>
-          <w:rFonts w:ascii="Times New Roman" w:hAnsi="Times New Roman" w:cs="Times New Roman"/>
-          <w:sz w:val="24"/>
-          <w:szCs w:val="24"/>
-          <w:lang w:val="ru-MD"/>
         </w:rPr>
         <w:t>́</w:t>
       </w:r>
       <w:r>
         <w:rPr>
-          <w:rFonts w:ascii="Times New Roman" w:hAnsi="Times New Roman" w:cs="Times New Roman"/>
+          <w:rFonts w:ascii="Times New Roman" w:hAnsi="Times New Roman"/>
           <w:b/>
           <w:color w:val="000000"/>
           <w:sz w:val="24"/>
-          <w:szCs w:val="24"/>
-          <w:lang w:val="ru-MD"/>
-        </w:rPr>
-        <w:t>й го</w:t>
-      </w:r>
-      <w:r>
-        <w:rPr>
-          <w:rFonts w:ascii="Times New Roman" w:hAnsi="Times New Roman" w:cs="Times New Roman"/>
-          <w:sz w:val="24"/>
-          <w:szCs w:val="24"/>
-          <w:lang w:val="ru-MD"/>
-        </w:rPr>
-        <w:t>́</w:t>
-      </w:r>
-      <w:r>
-        <w:rPr>
-          <w:rFonts w:ascii="Times New Roman" w:hAnsi="Times New Roman" w:cs="Times New Roman"/>
+        </w:rPr>
+        <w:t>бе, ви</w:t>
+      </w:r>
+      <w:r>
+        <w:rPr>
+          <w:rFonts w:ascii="Times New Roman" w:hAnsi="Times New Roman"/>
           <w:b/>
           <w:color w:val="000000"/>
           <w:sz w:val="24"/>
-          <w:szCs w:val="24"/>
-          <w:lang w:val="ru-MD"/>
-        </w:rPr>
-        <w:t>лос молі</w:t>
-      </w:r>
-      <w:r>
-        <w:rPr>
-          <w:rFonts w:ascii="Times New Roman" w:hAnsi="Times New Roman" w:cs="Times New Roman"/>
-          <w:sz w:val="24"/>
-          <w:szCs w:val="24"/>
-          <w:lang w:val="ru-MD"/>
         </w:rPr>
         <w:t>́</w:t>
       </w:r>
       <w:r>
         <w:rPr>
-          <w:rFonts w:ascii="Times New Roman" w:hAnsi="Times New Roman" w:cs="Times New Roman"/>
+          <w:rFonts w:ascii="Times New Roman" w:hAnsi="Times New Roman"/>
           <w:b/>
           <w:color w:val="000000"/>
           <w:sz w:val="24"/>
-          <w:szCs w:val="24"/>
-          <w:lang w:val="ru-MD"/>
-        </w:rPr>
-        <w:t>ння мого</w:t>
-      </w:r>
-      <w:r>
-        <w:rPr>
-          <w:rFonts w:ascii="Times New Roman" w:hAnsi="Times New Roman" w:cs="Times New Roman"/>
-          <w:sz w:val="24"/>
-          <w:szCs w:val="24"/>
-          <w:lang w:val="ru-MD"/>
-        </w:rPr>
-        <w:t>́</w:t>
-      </w:r>
-      <w:r>
-        <w:rPr>
-          <w:rFonts w:ascii="Times New Roman" w:hAnsi="Times New Roman" w:cs="Times New Roman"/>
+        </w:rPr>
+        <w:t>слухай мене</w:t>
+      </w:r>
+      <w:r>
+        <w:rPr>
+          <w:rFonts w:ascii="Times New Roman" w:hAnsi="Times New Roman"/>
           <w:b/>
           <w:color w:val="000000"/>
           <w:sz w:val="24"/>
-          <w:szCs w:val="24"/>
-          <w:lang w:val="ru-MD"/>
-        </w:rPr>
-        <w:t>,* коли</w:t>
-      </w:r>
-      <w:r>
-        <w:rPr>
-          <w:rFonts w:ascii="Times New Roman" w:hAnsi="Times New Roman" w:cs="Times New Roman"/>
-          <w:sz w:val="24"/>
-          <w:szCs w:val="24"/>
-          <w:lang w:val="ru-MD"/>
         </w:rPr>
         <w:t>́</w:t>
       </w:r>
       <w:r>
         <w:rPr>
-          <w:rFonts w:ascii="Times New Roman" w:hAnsi="Times New Roman" w:cs="Times New Roman"/>
+          <w:rFonts w:ascii="Times New Roman" w:hAnsi="Times New Roman"/>
           <w:b/>
           <w:color w:val="000000"/>
           <w:sz w:val="24"/>
-          <w:szCs w:val="24"/>
-          <w:lang w:val="ru-MD"/>
-        </w:rPr>
-        <w:t xml:space="preserve"> взива</w:t>
-      </w:r>
-      <w:r>
-        <w:rPr>
-          <w:rFonts w:ascii="Times New Roman" w:hAnsi="Times New Roman" w:cs="Times New Roman"/>
-          <w:sz w:val="24"/>
-          <w:szCs w:val="24"/>
-          <w:lang w:val="ru-MD"/>
-        </w:rPr>
-        <w:t>́</w:t>
-      </w:r>
-      <w:r>
-        <w:rPr>
-          <w:rFonts w:ascii="Times New Roman" w:hAnsi="Times New Roman" w:cs="Times New Roman"/>
+        </w:rPr>
+        <w:t>.* Почу</w:t>
+      </w:r>
+      <w:r>
+        <w:rPr>
+          <w:rFonts w:ascii="Times New Roman" w:hAnsi="Times New Roman"/>
           <w:b/>
           <w:color w:val="000000"/>
           <w:sz w:val="24"/>
-          <w:szCs w:val="24"/>
-          <w:lang w:val="ru-MD"/>
-        </w:rPr>
-        <w:t>ю до Те</w:t>
-      </w:r>
-      <w:r>
-        <w:rPr>
-          <w:rFonts w:ascii="Times New Roman" w:hAnsi="Times New Roman" w:cs="Times New Roman"/>
-          <w:sz w:val="24"/>
-          <w:szCs w:val="24"/>
-          <w:lang w:val="ru-MD"/>
         </w:rPr>
         <w:t>́</w:t>
       </w:r>
       <w:r>
         <w:rPr>
-          <w:rFonts w:ascii="Times New Roman" w:hAnsi="Times New Roman" w:cs="Times New Roman"/>
+          <w:rFonts w:ascii="Times New Roman" w:hAnsi="Times New Roman"/>
           <w:b/>
           <w:color w:val="000000"/>
           <w:sz w:val="24"/>
-          <w:szCs w:val="24"/>
-          <w:lang w:val="ru-MD"/>
-        </w:rPr>
-        <w:t>бе.* Ви</w:t>
-      </w:r>
-      <w:r>
-        <w:rPr>
-          <w:rFonts w:ascii="Times New Roman" w:hAnsi="Times New Roman" w:cs="Times New Roman"/>
-          <w:sz w:val="24"/>
-          <w:szCs w:val="24"/>
-          <w:lang w:val="ru-MD"/>
-        </w:rPr>
-        <w:t>́</w:t>
-      </w:r>
-      <w:r>
-        <w:rPr>
-          <w:rFonts w:ascii="Times New Roman" w:hAnsi="Times New Roman" w:cs="Times New Roman"/>
+        </w:rPr>
+        <w:t>й го</w:t>
+      </w:r>
+      <w:r>
+        <w:rPr>
+          <w:rFonts w:ascii="Times New Roman" w:hAnsi="Times New Roman"/>
           <w:b/>
           <w:color w:val="000000"/>
           <w:sz w:val="24"/>
-          <w:szCs w:val="24"/>
-          <w:lang w:val="ru-MD"/>
-        </w:rPr>
-        <w:t>слухай мене</w:t>
-      </w:r>
-      <w:r>
-        <w:rPr>
-          <w:rFonts w:ascii="Times New Roman" w:hAnsi="Times New Roman" w:cs="Times New Roman"/>
-          <w:sz w:val="24"/>
-          <w:szCs w:val="24"/>
-          <w:lang w:val="ru-MD"/>
         </w:rPr>
         <w:t>́</w:t>
       </w:r>
       <w:r>
         <w:rPr>
-          <w:rFonts w:ascii="Times New Roman" w:hAnsi="Times New Roman" w:cs="Times New Roman"/>
+          <w:rFonts w:ascii="Times New Roman" w:hAnsi="Times New Roman"/>
           <w:b/>
           <w:color w:val="000000"/>
           <w:sz w:val="24"/>
-          <w:szCs w:val="24"/>
-          <w:lang w:val="ru-MD"/>
-        </w:rPr>
-        <w:t>, Го</w:t>
-      </w:r>
-      <w:r>
-        <w:rPr>
-          <w:rFonts w:ascii="Times New Roman" w:hAnsi="Times New Roman" w:cs="Times New Roman"/>
-          <w:sz w:val="24"/>
-          <w:szCs w:val="24"/>
-          <w:lang w:val="ru-MD"/>
-        </w:rPr>
-        <w:t>́</w:t>
-      </w:r>
-      <w:r>
-        <w:rPr>
-          <w:rFonts w:ascii="Times New Roman" w:hAnsi="Times New Roman" w:cs="Times New Roman"/>
+        </w:rPr>
+        <w:t>лос молі</w:t>
+      </w:r>
+      <w:r>
+        <w:rPr>
+          <w:rFonts w:ascii="Times New Roman" w:hAnsi="Times New Roman"/>
           <w:b/>
           <w:color w:val="000000"/>
           <w:sz w:val="24"/>
-          <w:szCs w:val="24"/>
-          <w:lang w:val="ru-MD"/>
-        </w:rPr>
-        <w:t>споди.</w:t>
-      </w:r>
-    </w:p>
-    <w:p>
-      <w:pPr>
-        <w:spacing w:after="120"/>
-        <w:rPr>
-          <w:rFonts w:ascii="Times New Roman" w:hAnsi="Times New Roman" w:cs="Times New Roman"/>
-          <w:sz w:val="24"/>
-          <w:szCs w:val="24"/>
-          <w:lang w:val="ru-MD"/>
-        </w:rPr>
-      </w:pPr>
-      <w:r>
-        <w:rPr>
-          <w:rFonts w:ascii="Times New Roman" w:hAnsi="Times New Roman" w:cs="Times New Roman"/>
+        </w:rPr>
+        <w:t>́</w:t>
+      </w:r>
+      <w:r>
+        <w:rPr>
+          <w:rFonts w:ascii="Times New Roman" w:hAnsi="Times New Roman"/>
           <w:b/>
           <w:color w:val="000000"/>
           <w:sz w:val="24"/>
-          <w:szCs w:val="24"/>
-          <w:lang w:val="ru-MD"/>
-        </w:rPr>
-        <w:lastRenderedPageBreak/>
-        <w:t>Неха</w:t>
-      </w:r>
-      <w:r>
-        <w:rPr>
-          <w:rFonts w:ascii="Times New Roman" w:hAnsi="Times New Roman" w:cs="Times New Roman"/>
-          <w:sz w:val="24"/>
-          <w:szCs w:val="24"/>
-          <w:lang w:val="ru-MD"/>
-        </w:rPr>
-        <w:t>́</w:t>
-      </w:r>
-      <w:r>
-        <w:rPr>
-          <w:rFonts w:ascii="Times New Roman" w:hAnsi="Times New Roman" w:cs="Times New Roman"/>
+        </w:rPr>
+        <w:t>ння мого</w:t>
+      </w:r>
+      <w:r>
+        <w:rPr>
+          <w:rFonts w:ascii="Times New Roman" w:hAnsi="Times New Roman"/>
           <w:b/>
           <w:color w:val="000000"/>
           <w:sz w:val="24"/>
-          <w:szCs w:val="24"/>
-          <w:lang w:val="ru-MD"/>
-        </w:rPr>
-        <w:t>й піднесе</w:t>
-      </w:r>
-      <w:r>
-        <w:rPr>
-          <w:rFonts w:ascii="Times New Roman" w:hAnsi="Times New Roman" w:cs="Times New Roman"/>
-          <w:sz w:val="24"/>
-          <w:szCs w:val="24"/>
-          <w:lang w:val="ru-MD"/>
         </w:rPr>
         <w:t>́</w:t>
       </w:r>
       <w:r>
         <w:rPr>
-          <w:rFonts w:ascii="Times New Roman" w:hAnsi="Times New Roman" w:cs="Times New Roman"/>
+          <w:rFonts w:ascii="Times New Roman" w:hAnsi="Times New Roman"/>
           <w:b/>
           <w:color w:val="000000"/>
           <w:sz w:val="24"/>
-          <w:szCs w:val="24"/>
-          <w:lang w:val="ru-MD"/>
-        </w:rPr>
-        <w:t>ться моли</w:t>
-      </w:r>
-      <w:r>
-        <w:rPr>
-          <w:rFonts w:ascii="Times New Roman" w:hAnsi="Times New Roman" w:cs="Times New Roman"/>
-          <w:sz w:val="24"/>
-          <w:szCs w:val="24"/>
-          <w:lang w:val="ru-MD"/>
-        </w:rPr>
-        <w:t>́</w:t>
-      </w:r>
-      <w:r>
-        <w:rPr>
-          <w:rFonts w:ascii="Times New Roman" w:hAnsi="Times New Roman" w:cs="Times New Roman"/>
+        </w:rPr>
+        <w:t>,* коли</w:t>
+      </w:r>
+      <w:r>
+        <w:rPr>
+          <w:rFonts w:ascii="Times New Roman" w:hAnsi="Times New Roman"/>
           <w:b/>
           <w:color w:val="000000"/>
           <w:sz w:val="24"/>
-          <w:szCs w:val="24"/>
-          <w:lang w:val="ru-MD"/>
-        </w:rPr>
-        <w:t>тва моя</w:t>
-      </w:r>
-      <w:r>
-        <w:rPr>
-          <w:rFonts w:ascii="Times New Roman" w:hAnsi="Times New Roman" w:cs="Times New Roman"/>
-          <w:sz w:val="24"/>
-          <w:szCs w:val="24"/>
-          <w:lang w:val="ru-MD"/>
         </w:rPr>
         <w:t>́</w:t>
       </w:r>
       <w:r>
         <w:rPr>
-          <w:rFonts w:ascii="Times New Roman" w:hAnsi="Times New Roman" w:cs="Times New Roman"/>
+          <w:rFonts w:ascii="Times New Roman" w:hAnsi="Times New Roman"/>
           <w:b/>
           <w:color w:val="000000"/>
           <w:sz w:val="24"/>
-          <w:szCs w:val="24"/>
-          <w:lang w:val="ru-MD"/>
-        </w:rPr>
-        <w:t>,* мов кади</w:t>
-      </w:r>
-      <w:r>
-        <w:rPr>
-          <w:rFonts w:ascii="Times New Roman" w:hAnsi="Times New Roman" w:cs="Times New Roman"/>
-          <w:sz w:val="24"/>
-          <w:szCs w:val="24"/>
-          <w:lang w:val="ru-MD"/>
-        </w:rPr>
-        <w:t>́</w:t>
-      </w:r>
-      <w:r>
-        <w:rPr>
-          <w:rFonts w:ascii="Times New Roman" w:hAnsi="Times New Roman" w:cs="Times New Roman"/>
+        </w:rPr>
+        <w:t xml:space="preserve"> взива</w:t>
+      </w:r>
+      <w:r>
+        <w:rPr>
+          <w:rFonts w:ascii="Times New Roman" w:hAnsi="Times New Roman"/>
           <w:b/>
           <w:color w:val="000000"/>
           <w:sz w:val="24"/>
-          <w:szCs w:val="24"/>
-          <w:lang w:val="ru-MD"/>
-        </w:rPr>
-        <w:t>ло пе</w:t>
-      </w:r>
-      <w:r>
-        <w:rPr>
-          <w:rFonts w:ascii="Times New Roman" w:hAnsi="Times New Roman" w:cs="Times New Roman"/>
-          <w:sz w:val="24"/>
-          <w:szCs w:val="24"/>
-          <w:lang w:val="ru-MD"/>
         </w:rPr>
         <w:t>́</w:t>
       </w:r>
       <w:r>
         <w:rPr>
-          <w:rFonts w:ascii="Times New Roman" w:hAnsi="Times New Roman" w:cs="Times New Roman"/>
+          <w:rFonts w:ascii="Times New Roman" w:hAnsi="Times New Roman"/>
           <w:b/>
           <w:color w:val="000000"/>
           <w:sz w:val="24"/>
-          <w:szCs w:val="24"/>
-          <w:lang w:val="ru-MD"/>
-        </w:rPr>
-        <w:t>ред Тобо</w:t>
-      </w:r>
-      <w:r>
-        <w:rPr>
-          <w:rFonts w:ascii="Times New Roman" w:hAnsi="Times New Roman" w:cs="Times New Roman"/>
-          <w:sz w:val="24"/>
-          <w:szCs w:val="24"/>
-          <w:lang w:val="ru-MD"/>
-        </w:rPr>
-        <w:t>́</w:t>
-      </w:r>
-      <w:r>
-        <w:rPr>
-          <w:rFonts w:ascii="Times New Roman" w:hAnsi="Times New Roman" w:cs="Times New Roman"/>
+        </w:rPr>
+        <w:t>ю до Те</w:t>
+      </w:r>
+      <w:r>
+        <w:rPr>
+          <w:rFonts w:ascii="Times New Roman" w:hAnsi="Times New Roman"/>
           <w:b/>
           <w:color w:val="000000"/>
           <w:sz w:val="24"/>
-          <w:szCs w:val="24"/>
-          <w:lang w:val="ru-MD"/>
-        </w:rPr>
-        <w:t>ю;* підно</w:t>
-      </w:r>
-      <w:r>
-        <w:rPr>
-          <w:rFonts w:ascii="Times New Roman" w:hAnsi="Times New Roman" w:cs="Times New Roman"/>
-          <w:sz w:val="24"/>
-          <w:szCs w:val="24"/>
-          <w:lang w:val="ru-MD"/>
         </w:rPr>
         <w:t>́</w:t>
       </w:r>
       <w:r>
         <w:rPr>
-          <w:rFonts w:ascii="Times New Roman" w:hAnsi="Times New Roman" w:cs="Times New Roman"/>
+          <w:rFonts w:ascii="Times New Roman" w:hAnsi="Times New Roman"/>
           <w:b/>
           <w:color w:val="000000"/>
           <w:sz w:val="24"/>
-          <w:szCs w:val="24"/>
-          <w:lang w:val="ru-MD"/>
-        </w:rPr>
-        <w:t>шення рук мої</w:t>
-      </w:r>
-      <w:r>
-        <w:rPr>
-          <w:rFonts w:ascii="Times New Roman" w:hAnsi="Times New Roman" w:cs="Times New Roman"/>
-          <w:sz w:val="24"/>
-          <w:szCs w:val="24"/>
-          <w:lang w:val="ru-MD"/>
-        </w:rPr>
-        <w:t>́</w:t>
-      </w:r>
-      <w:r>
-        <w:rPr>
-          <w:rFonts w:ascii="Times New Roman" w:hAnsi="Times New Roman" w:cs="Times New Roman"/>
+        </w:rPr>
+        <w:t>бе.* Ви</w:t>
+      </w:r>
+      <w:r>
+        <w:rPr>
+          <w:rFonts w:ascii="Times New Roman" w:hAnsi="Times New Roman"/>
           <w:b/>
           <w:color w:val="000000"/>
           <w:sz w:val="24"/>
-          <w:szCs w:val="24"/>
-          <w:lang w:val="ru-MD"/>
-        </w:rPr>
-        <w:t>х,* як же</w:t>
-      </w:r>
-      <w:r>
-        <w:rPr>
-          <w:rFonts w:ascii="Times New Roman" w:hAnsi="Times New Roman" w:cs="Times New Roman"/>
-          <w:sz w:val="24"/>
-          <w:szCs w:val="24"/>
-          <w:lang w:val="ru-MD"/>
         </w:rPr>
         <w:t>́</w:t>
       </w:r>
       <w:r>
         <w:rPr>
-          <w:rFonts w:ascii="Times New Roman" w:hAnsi="Times New Roman" w:cs="Times New Roman"/>
+          <w:rFonts w:ascii="Times New Roman" w:hAnsi="Times New Roman"/>
           <w:b/>
           <w:color w:val="000000"/>
           <w:sz w:val="24"/>
-          <w:szCs w:val="24"/>
-          <w:lang w:val="ru-MD"/>
-        </w:rPr>
-        <w:t>ртва вечі</w:t>
-      </w:r>
-      <w:r>
-        <w:rPr>
-          <w:rFonts w:ascii="Times New Roman" w:hAnsi="Times New Roman" w:cs="Times New Roman"/>
-          <w:sz w:val="24"/>
-          <w:szCs w:val="24"/>
-          <w:lang w:val="ru-MD"/>
-        </w:rPr>
-        <w:t>́</w:t>
-      </w:r>
-      <w:r>
-        <w:rPr>
-          <w:rFonts w:ascii="Times New Roman" w:hAnsi="Times New Roman" w:cs="Times New Roman"/>
+        </w:rPr>
+        <w:t>слухай мене</w:t>
+      </w:r>
+      <w:r>
+        <w:rPr>
+          <w:rFonts w:ascii="Times New Roman" w:hAnsi="Times New Roman"/>
           <w:b/>
           <w:color w:val="000000"/>
           <w:sz w:val="24"/>
-          <w:szCs w:val="24"/>
-          <w:lang w:val="ru-MD"/>
-        </w:rPr>
-        <w:t>рня.* Ви</w:t>
-      </w:r>
-      <w:r>
-        <w:rPr>
-          <w:rFonts w:ascii="Times New Roman" w:hAnsi="Times New Roman" w:cs="Times New Roman"/>
-          <w:sz w:val="24"/>
-          <w:szCs w:val="24"/>
-          <w:lang w:val="ru-MD"/>
         </w:rPr>
         <w:t>́</w:t>
       </w:r>
       <w:r>
         <w:rPr>
-          <w:rFonts w:ascii="Times New Roman" w:hAnsi="Times New Roman" w:cs="Times New Roman"/>
+          <w:rFonts w:ascii="Times New Roman" w:hAnsi="Times New Roman"/>
           <w:b/>
           <w:color w:val="000000"/>
           <w:sz w:val="24"/>
-          <w:szCs w:val="24"/>
-          <w:lang w:val="ru-MD"/>
-        </w:rPr>
-        <w:t>слухай мене</w:t>
-      </w:r>
-      <w:r>
-        <w:rPr>
-          <w:rFonts w:ascii="Times New Roman" w:hAnsi="Times New Roman" w:cs="Times New Roman"/>
-          <w:sz w:val="24"/>
-          <w:szCs w:val="24"/>
-          <w:lang w:val="ru-MD"/>
-        </w:rPr>
-        <w:t>́</w:t>
-      </w:r>
-      <w:r>
-        <w:rPr>
-          <w:rFonts w:ascii="Times New Roman" w:hAnsi="Times New Roman" w:cs="Times New Roman"/>
+        </w:rPr>
+        <w:t>, Го</w:t>
+      </w:r>
+      <w:r>
+        <w:rPr>
+          <w:rFonts w:ascii="Times New Roman" w:hAnsi="Times New Roman"/>
           <w:b/>
           <w:color w:val="000000"/>
           <w:sz w:val="24"/>
-          <w:szCs w:val="24"/>
-          <w:lang w:val="ru-MD"/>
-        </w:rPr>
-        <w:t>, Го</w:t>
-      </w:r>
-      <w:r>
-        <w:rPr>
-          <w:rFonts w:ascii="Times New Roman" w:hAnsi="Times New Roman" w:cs="Times New Roman"/>
-          <w:sz w:val="24"/>
-          <w:szCs w:val="24"/>
-          <w:lang w:val="ru-MD"/>
         </w:rPr>
         <w:t>́</w:t>
       </w:r>
       <w:r>
         <w:rPr>
-          <w:rFonts w:ascii="Times New Roman" w:hAnsi="Times New Roman" w:cs="Times New Roman"/>
+          <w:rFonts w:ascii="Times New Roman" w:hAnsi="Times New Roman"/>
           <w:b/>
           <w:color w:val="000000"/>
           <w:sz w:val="24"/>
-          <w:szCs w:val="24"/>
-          <w:lang w:val="ru-MD"/>
+        </w:rPr>
+        <w:t>споди.</w:t>
+      </w:r>
+    </w:p>
+    <w:p>
+      <w:pPr>
+        <w:pStyle w:val="Normal"/>
+        <w:spacing w:after="120"/>
+      </w:pPr>
+      <w:r>
+        <w:rPr>
+          <w:rFonts w:ascii="Times New Roman" w:hAnsi="Times New Roman"/>
+          <w:b/>
+          <w:color w:val="000000"/>
+          <w:sz w:val="24"/>
+        </w:rPr>
+        <w:t>Неха</w:t>
+      </w:r>
+      <w:r>
+        <w:rPr>
+          <w:rFonts w:ascii="Times New Roman" w:hAnsi="Times New Roman"/>
+          <w:b/>
+          <w:color w:val="000000"/>
+          <w:sz w:val="24"/>
+        </w:rPr>
+        <w:t>́</w:t>
+      </w:r>
+      <w:r>
+        <w:rPr>
+          <w:rFonts w:ascii="Times New Roman" w:hAnsi="Times New Roman"/>
+          <w:b/>
+          <w:color w:val="000000"/>
+          <w:sz w:val="24"/>
+        </w:rPr>
+        <w:t>й піднесе</w:t>
+      </w:r>
+      <w:r>
+        <w:rPr>
+          <w:rFonts w:ascii="Times New Roman" w:hAnsi="Times New Roman"/>
+          <w:b/>
+          <w:color w:val="000000"/>
+          <w:sz w:val="24"/>
+        </w:rPr>
+        <w:t>́</w:t>
+      </w:r>
+      <w:r>
+        <w:rPr>
+          <w:rFonts w:ascii="Times New Roman" w:hAnsi="Times New Roman"/>
+          <w:b/>
+          <w:color w:val="000000"/>
+          <w:sz w:val="24"/>
+        </w:rPr>
+        <w:t>ться моли</w:t>
+      </w:r>
+      <w:r>
+        <w:rPr>
+          <w:rFonts w:ascii="Times New Roman" w:hAnsi="Times New Roman"/>
+          <w:b/>
+          <w:color w:val="000000"/>
+          <w:sz w:val="24"/>
+        </w:rPr>
+        <w:t>́</w:t>
+      </w:r>
+      <w:r>
+        <w:rPr>
+          <w:rFonts w:ascii="Times New Roman" w:hAnsi="Times New Roman"/>
+          <w:b/>
+          <w:color w:val="000000"/>
+          <w:sz w:val="24"/>
+        </w:rPr>
+        <w:t>тва моя</w:t>
+      </w:r>
+      <w:r>
+        <w:rPr>
+          <w:rFonts w:ascii="Times New Roman" w:hAnsi="Times New Roman"/>
+          <w:b/>
+          <w:color w:val="000000"/>
+          <w:sz w:val="24"/>
+        </w:rPr>
+        <w:t>́</w:t>
+      </w:r>
+      <w:r>
+        <w:rPr>
+          <w:rFonts w:ascii="Times New Roman" w:hAnsi="Times New Roman"/>
+          <w:b/>
+          <w:color w:val="000000"/>
+          <w:sz w:val="24"/>
+        </w:rPr>
+        <w:t>,* мов кади</w:t>
+      </w:r>
+      <w:r>
+        <w:rPr>
+          <w:rFonts w:ascii="Times New Roman" w:hAnsi="Times New Roman"/>
+          <w:b/>
+          <w:color w:val="000000"/>
+          <w:sz w:val="24"/>
+        </w:rPr>
+        <w:t>́</w:t>
+      </w:r>
+      <w:r>
+        <w:rPr>
+          <w:rFonts w:ascii="Times New Roman" w:hAnsi="Times New Roman"/>
+          <w:b/>
+          <w:color w:val="000000"/>
+          <w:sz w:val="24"/>
+        </w:rPr>
+        <w:t>ло пе</w:t>
+      </w:r>
+      <w:r>
+        <w:rPr>
+          <w:rFonts w:ascii="Times New Roman" w:hAnsi="Times New Roman"/>
+          <w:b/>
+          <w:color w:val="000000"/>
+          <w:sz w:val="24"/>
+        </w:rPr>
+        <w:t>́</w:t>
+      </w:r>
+      <w:r>
+        <w:rPr>
+          <w:rFonts w:ascii="Times New Roman" w:hAnsi="Times New Roman"/>
+          <w:b/>
+          <w:color w:val="000000"/>
+          <w:sz w:val="24"/>
+        </w:rPr>
+        <w:t>ред Тобо</w:t>
+      </w:r>
+      <w:r>
+        <w:rPr>
+          <w:rFonts w:ascii="Times New Roman" w:hAnsi="Times New Roman"/>
+          <w:b/>
+          <w:color w:val="000000"/>
+          <w:sz w:val="24"/>
+        </w:rPr>
+        <w:t>́</w:t>
+      </w:r>
+      <w:r>
+        <w:rPr>
+          <w:rFonts w:ascii="Times New Roman" w:hAnsi="Times New Roman"/>
+          <w:b/>
+          <w:color w:val="000000"/>
+          <w:sz w:val="24"/>
+        </w:rPr>
+        <w:t>ю;* підно</w:t>
+      </w:r>
+      <w:r>
+        <w:rPr>
+          <w:rFonts w:ascii="Times New Roman" w:hAnsi="Times New Roman"/>
+          <w:b/>
+          <w:color w:val="000000"/>
+          <w:sz w:val="24"/>
+        </w:rPr>
+        <w:t>́</w:t>
+      </w:r>
+      <w:r>
+        <w:rPr>
+          <w:rFonts w:ascii="Times New Roman" w:hAnsi="Times New Roman"/>
+          <w:b/>
+          <w:color w:val="000000"/>
+          <w:sz w:val="24"/>
+        </w:rPr>
+        <w:t>шення рук мої</w:t>
+      </w:r>
+      <w:r>
+        <w:rPr>
+          <w:rFonts w:ascii="Times New Roman" w:hAnsi="Times New Roman"/>
+          <w:b/>
+          <w:color w:val="000000"/>
+          <w:sz w:val="24"/>
+        </w:rPr>
+        <w:t>́</w:t>
+      </w:r>
+      <w:r>
+        <w:rPr>
+          <w:rFonts w:ascii="Times New Roman" w:hAnsi="Times New Roman"/>
+          <w:b/>
+          <w:color w:val="000000"/>
+          <w:sz w:val="24"/>
+        </w:rPr>
+        <w:t>х,* як же</w:t>
+      </w:r>
+      <w:r>
+        <w:rPr>
+          <w:rFonts w:ascii="Times New Roman" w:hAnsi="Times New Roman"/>
+          <w:b/>
+          <w:color w:val="000000"/>
+          <w:sz w:val="24"/>
+        </w:rPr>
+        <w:t>́</w:t>
+      </w:r>
+      <w:r>
+        <w:rPr>
+          <w:rFonts w:ascii="Times New Roman" w:hAnsi="Times New Roman"/>
+          <w:b/>
+          <w:color w:val="000000"/>
+          <w:sz w:val="24"/>
+        </w:rPr>
+        <w:t>ртва вечі</w:t>
+      </w:r>
+      <w:r>
+        <w:rPr>
+          <w:rFonts w:ascii="Times New Roman" w:hAnsi="Times New Roman"/>
+          <w:b/>
+          <w:color w:val="000000"/>
+          <w:sz w:val="24"/>
+        </w:rPr>
+        <w:t>́</w:t>
+      </w:r>
+      <w:r>
+        <w:rPr>
+          <w:rFonts w:ascii="Times New Roman" w:hAnsi="Times New Roman"/>
+          <w:b/>
+          <w:color w:val="000000"/>
+          <w:sz w:val="24"/>
+        </w:rPr>
+        <w:t xml:space="preserve">рня.* </w:t>
+      </w:r>
+      <w:r>
+        <w:rPr>
+          <w:rFonts w:ascii="Times New Roman" w:hAnsi="Times New Roman"/>
+          <w:b/>
+          <w:color w:val="000000"/>
+          <w:sz w:val="24"/>
+        </w:rPr>
+        <w:t>Ви</w:t>
+      </w:r>
+      <w:r>
+        <w:rPr>
+          <w:rFonts w:ascii="Times New Roman" w:hAnsi="Times New Roman"/>
+          <w:b/>
+          <w:color w:val="000000"/>
+          <w:sz w:val="24"/>
+        </w:rPr>
+        <w:t>́</w:t>
+      </w:r>
+      <w:r>
+        <w:rPr>
+          <w:rFonts w:ascii="Times New Roman" w:hAnsi="Times New Roman"/>
+          <w:b/>
+          <w:color w:val="000000"/>
+          <w:sz w:val="24"/>
+        </w:rPr>
+        <w:t>слухай мене</w:t>
+      </w:r>
+      <w:r>
+        <w:rPr>
+          <w:rFonts w:ascii="Times New Roman" w:hAnsi="Times New Roman"/>
+          <w:b/>
+          <w:color w:val="000000"/>
+          <w:sz w:val="24"/>
+        </w:rPr>
+        <w:t>́</w:t>
+      </w:r>
+      <w:r>
+        <w:rPr>
+          <w:rFonts w:ascii="Times New Roman" w:hAnsi="Times New Roman"/>
+          <w:b/>
+          <w:color w:val="000000"/>
+          <w:sz w:val="24"/>
+        </w:rPr>
+        <w:t>, Го</w:t>
+      </w:r>
+      <w:r>
+        <w:rPr>
+          <w:rFonts w:ascii="Times New Roman" w:hAnsi="Times New Roman"/>
+          <w:b/>
+          <w:color w:val="000000"/>
+          <w:sz w:val="24"/>
+        </w:rPr>
+        <w:t>́</w:t>
+      </w:r>
+      <w:r>
+        <w:rPr>
+          <w:rFonts w:ascii="Times New Roman" w:hAnsi="Times New Roman"/>
+          <w:b/>
+          <w:color w:val="000000"/>
+          <w:sz w:val="24"/>
         </w:rPr>
         <w:t>споди.</w:t>
       </w:r>

--- a/flow/20230914_vu_template/drafts/2024-11-u/30-СБ-Андрія.docx
+++ b/flow/20230914_vu_template/drafts/2024-11-u/30-СБ-Андрія.docx
@@ -1885,21 +1885,17 @@
       </w:pPr>
       <w:r>
         <w:rPr>
-          <w:rFonts w:ascii="Times New Roman" w:hAnsi="Times New Roman" w:cs="Times New Roman"/>
-          <w:i/>
-          <w:color w:val="FF0000"/>
-          <w:sz w:val="24"/>
-          <w:szCs w:val="24"/>
-          <w:lang w:val="ru-MD"/>
+          <w:rFonts w:ascii="Times New Roman" w:hAnsi="Times New Roman"/>
+          <w:i/>
+          <w:color w:val="FF4400"/>
+          <w:sz w:val="24"/>
         </w:rPr>
         <w:t>Священник:</w:t>
       </w:r>
       <w:r>
         <w:rPr>
-          <w:rFonts w:ascii="Times New Roman" w:hAnsi="Times New Roman" w:cs="Times New Roman"/>
-          <w:sz w:val="24"/>
-          <w:szCs w:val="24"/>
-          <w:lang w:val="ru-MD"/>
+          <w:rFonts w:ascii="Times New Roman" w:hAnsi="Times New Roman"/>
+          <w:sz w:val="24"/>
         </w:rPr>
         <w:t xml:space="preserve"> Бо Твоє є царство, і сила, і слава, Отця, і Сина, і Святого Духа, нині, і повсякчас, і на віки віків.</w:t>
       </w:r>
@@ -9985,21 +9981,17 @@
       </w:pPr>
       <w:r>
         <w:rPr>
-          <w:rFonts w:ascii="Times New Roman" w:hAnsi="Times New Roman" w:cs="Times New Roman"/>
+          <w:rFonts w:ascii="Times New Roman" w:hAnsi="Times New Roman"/>
           <w:i/>
           <w:color w:val="FF4400"/>
           <w:sz w:val="24"/>
-          <w:szCs w:val="24"/>
-          <w:lang w:val="ru-MD"/>
         </w:rPr>
         <w:t>Священник:</w:t>
       </w:r>
       <w:r>
         <w:rPr>
-          <w:rFonts w:ascii="Times New Roman" w:hAnsi="Times New Roman" w:cs="Times New Roman"/>
-          <w:sz w:val="24"/>
-          <w:szCs w:val="24"/>
-          <w:lang w:val="ru-MD"/>
+          <w:rFonts w:ascii="Times New Roman" w:hAnsi="Times New Roman"/>
+          <w:sz w:val="24"/>
         </w:rPr>
         <w:t xml:space="preserve"> Бо Тобі належить усяка слава, честь і поклоніння, Отцю, і Сину, і Святому Духові, нині, і повсякчас, і на віки віків.</w:t>
       </w:r>
@@ -11898,22 +11890,17 @@
       </w:pPr>
       <w:r>
         <w:rPr>
-          <w:rFonts w:ascii="Times New Roman" w:hAnsi="Times New Roman" w:cs="Times New Roman"/>
+          <w:rFonts w:ascii="Times New Roman" w:hAnsi="Times New Roman"/>
           <w:i/>
           <w:color w:val="FF4400"/>
           <w:sz w:val="24"/>
-          <w:szCs w:val="24"/>
-          <w:lang w:val="ru-MD"/>
         </w:rPr>
         <w:t>Священник:</w:t>
       </w:r>
       <w:r>
         <w:rPr>
-          <w:rFonts w:ascii="Times New Roman" w:hAnsi="Times New Roman" w:cs="Times New Roman"/>
-          <w:color w:val="000000"/>
-          <w:sz w:val="24"/>
-          <w:szCs w:val="24"/>
-          <w:lang w:val="ru-MD"/>
+          <w:rFonts w:ascii="Times New Roman" w:hAnsi="Times New Roman"/>
+          <w:sz w:val="24"/>
         </w:rPr>
         <w:t xml:space="preserve"> Бо Твоя є влада і Твоє є царство, і сила, і слава, Отця, і Сина, і Святого Духа, нині, і повсякчас, і на віки віків.</w:t>
       </w:r>
@@ -19578,7 +19565,7 @@
           <w:szCs w:val="24"/>
           <w:lang w:val="ru-MD"/>
         </w:rPr>
-        <w:t>Власне, на це ви покликані, бо й Христос страждав за вас також, лишивши вам приклад, щоб ви йшли його слідами; той, хто не вчинив гріха, і підступу в його устах не знайшлося, хто був злословлений, але сам, навпаки, не злословив, хто страждав, та не погрожував, а здався на того, який судить справедливо; він сам у своїм тілі виніс наші гріхи на дерево, щоб ми, вмерши для гріхів, жили для справедливости, − ми, що його синяками зцілились. Бо ви блукали, немов вівці, але тепер повернулися до пастиря і наставника душ ваших. Так само ви, жінки, коріться своїм людинаам, щоб, навіть якщо деякі й не вірять слову, були поводженням жінок позискані без слова, коли побачать ваше життя у чистоті й повазі. Нехай ваша окраса буде не зовнішня − заплітання волосся, накладання золотих обручок чи прибирання в шати, але в середині людського серця, в нетлінності душі, лагідної та мовчазної: це многоцінне перед Богом. Бо колись і святі жінки, які надіялися на Бога, себе приоздоблювали, корившися своїм людинаам, як от Сара слухала Авраама, «паном» його звала; ви ж її діти, коли добре чините і не лякаєтеся жадних застрашувань. Ви, людинаи, живіть розумно разом з вашими жінками, як з істотами, що від вас слабші, віддаючи їм належну шану як співспадкоємцям благодаті життя, − тим ваші молитви не втрачатимуть на силі. Нарешті, всі ви будьте однієї думки, співчутливі, братолюбні, милосердні, смиренні. Не платіть злом за зло чи лайкою за лайку, а, навпаки, благословляйте, бо ви на те покликані, щоб успадкувати благословення.</w:t>
+        <w:t>Власне, на це ви покликані, бо й Христос страждав за вас також, лишивши вам приклад, щоб ви йшли його слідами; той, хто не вчинив гріха, і підступу в його устах не знайшлося, хто був злословлений, але сам, навпаки, не злословив, хто страждав, та не погрожував, а здався на того, який судить справедливо; він сам у своїм тілі виніс наші гріхи на дерево, щоб ми, вмерши для гріхів, жили для справедливости, − ми, що його синяками зцілились. Бо ви блукали, немов вівці, але тепер повернулися до пастиря і наставника душ ваших. Так само ви, жінки, коріться своїм чоловікам, щоб, навіть якщо деякі й не вірять слову, були поводженням жінок позискані без слова, коли побачать ваше життя у чистоті й повазі. Нехай ваша окраса буде не зовнішня − заплітання волосся, накладання золотих обручок чи прибирання в шати, але в середині людського серця, в нетлінності душі, лагідної та мовчазної: це многоцінне перед Богом. Бо колись і святі жінки, які надіялися на Бога, себе приоздоблювали, корившися своїм чоловікам, як от Сара слухала Авраама, «паном» його звала; ви ж її діти, коли добре чините і не лякаєтеся жадних застрашувань. Ви, чоловіки, живіть розумно разом з вашими жінками, як з істотами, що від вас слабші, віддаючи їм належну шану як співспадкоємцям благодаті життя, − тим ваші молитви не втрачатимуть на силі. Нарешті, всі ви будьте однієї думки, співчутливі, братолюбні, милосердні, смиренні. Не платіть злом за зло чи лайкою за лайку, а, навпаки, благословляйте, бо ви на те покликані, щоб успадкувати благословення.</w:t>
       </w:r>
       <w:r>
         <w:rPr>
@@ -20282,23 +20269,19 @@
       </w:pPr>
       <w:r>
         <w:rPr>
-          <w:rFonts w:ascii="Times New Roman" w:hAnsi="Times New Roman" w:cs="Times New Roman"/>
+          <w:rFonts w:ascii="Times New Roman" w:hAnsi="Times New Roman"/>
           <w:i/>
           <w:color w:val="FF4400"/>
           <w:sz w:val="24"/>
-          <w:szCs w:val="24"/>
-          <w:lang w:val="ru-MD"/>
-        </w:rPr>
-        <w:t xml:space="preserve">Священник: </w:t>
-      </w:r>
-      <w:r>
-        <w:rPr>
-          <w:rFonts w:ascii="Times New Roman" w:hAnsi="Times New Roman" w:cs="Times New Roman"/>
-          <w:sz w:val="24"/>
-          <w:szCs w:val="24"/>
-          <w:lang w:val="ru-MD"/>
-        </w:rPr>
-        <w:t>Бо милостивий і людинолюбний Бог єси, і Тобі славу возсилаємо, Отцю, і Сину, і Святому Духові, нині, і повсякчас, і на віки віків.</w:t>
+        </w:rPr>
+        <w:t>Священник:</w:t>
+      </w:r>
+      <w:r>
+        <w:rPr>
+          <w:rFonts w:ascii="Times New Roman" w:hAnsi="Times New Roman"/>
+          <w:sz w:val="24"/>
+        </w:rPr>
+        <w:t xml:space="preserve"> Бо милостивий і людинолюбний Бог єси, і Тобі славу возсилаємо, Отцю, і Сину, і Святому Духові, нині, і повсякчас, і на віки віків.</w:t>
       </w:r>
     </w:p>
     <w:p>
@@ -25166,19 +25149,17 @@
       </w:pPr>
       <w:r>
         <w:rPr>
-          <w:rFonts w:ascii="Times New Roman" w:hAnsi="Times New Roman" w:cs="Times New Roman"/>
-          <w:i/>
-          <w:color w:val="FF0000"/>
-          <w:sz w:val="24"/>
-          <w:szCs w:val="24"/>
+          <w:rFonts w:ascii="Times New Roman" w:hAnsi="Times New Roman"/>
+          <w:i/>
+          <w:color w:val="FF4400"/>
+          <w:sz w:val="24"/>
         </w:rPr>
         <w:t>Священник:</w:t>
       </w:r>
       <w:r>
         <w:rPr>
-          <w:rFonts w:ascii="Times New Roman" w:hAnsi="Times New Roman" w:cs="Times New Roman"/>
-          <w:sz w:val="24"/>
-          <w:szCs w:val="24"/>
+          <w:rFonts w:ascii="Times New Roman" w:hAnsi="Times New Roman"/>
+          <w:sz w:val="24"/>
         </w:rPr>
         <w:t xml:space="preserve"> Бо Твоє є царство, і сила, і слава, Отця, і Сина, і Святого Духа, нині, і повсякчас, і на віки віків.</w:t>
       </w:r>
@@ -25414,43 +25395,17 @@
         <w:rPr>
           <w:rFonts w:ascii="Times New Roman" w:hAnsi="Times New Roman"/>
           <w:i/>
-          <w:color w:val="FF0000"/>
-          <w:sz w:val="24"/>
-        </w:rPr>
-        <w:t>Священ</w:t>
-      </w:r>
-      <w:r>
-        <w:rPr>
-          <w:rFonts w:ascii="Times New Roman" w:hAnsi="Times New Roman"/>
-          <w:i/>
-          <w:color w:val="FF0000"/>
-          <w:sz w:val="24"/>
-        </w:rPr>
-        <w:t>н</w:t>
-      </w:r>
-      <w:r>
-        <w:rPr>
-          <w:rFonts w:ascii="Times New Roman" w:hAnsi="Times New Roman"/>
-          <w:i/>
-          <w:color w:val="FF0000"/>
-          <w:sz w:val="24"/>
-        </w:rPr>
-        <w:t>ик:</w:t>
-      </w:r>
-      <w:r>
-        <w:rPr>
-          <w:rFonts w:ascii="Times New Roman" w:hAnsi="Times New Roman"/>
-          <w:color w:val="FF0000"/>
-          <w:sz w:val="24"/>
-        </w:rPr>
-        <w:t xml:space="preserve"> </w:t>
-      </w:r>
-      <w:r>
-        <w:rPr>
-          <w:rFonts w:ascii="Times New Roman" w:hAnsi="Times New Roman"/>
-          <w:sz w:val="24"/>
-        </w:rPr>
-        <w:t>Благослове́нний Христо́с Бог наш, за́вжди, ни́ні, і повсякча́с, і на ві́ки вікі́в.</w:t>
+          <w:color w:val="FF4400"/>
+          <w:sz w:val="24"/>
+        </w:rPr>
+        <w:t>Священник:</w:t>
+      </w:r>
+      <w:r>
+        <w:rPr>
+          <w:rFonts w:ascii="Times New Roman" w:hAnsi="Times New Roman"/>
+          <w:sz w:val="24"/>
+        </w:rPr>
+        <w:t xml:space="preserve"> Благослове́нний Христо́с Бог наш, за́вжди, ни́ні, і повсякча́с, і на ві́ки вікі́в.</w:t>
       </w:r>
     </w:p>
     <w:p>
@@ -25492,43 +25447,17 @@
         <w:rPr>
           <w:rFonts w:ascii="Times New Roman" w:hAnsi="Times New Roman"/>
           <w:i/>
-          <w:color w:val="FF0000"/>
-          <w:sz w:val="24"/>
-        </w:rPr>
-        <w:t>Священ</w:t>
-      </w:r>
-      <w:r>
-        <w:rPr>
-          <w:rFonts w:ascii="Times New Roman" w:hAnsi="Times New Roman"/>
-          <w:i/>
-          <w:color w:val="FF0000"/>
-          <w:sz w:val="24"/>
-        </w:rPr>
-        <w:t>н</w:t>
-      </w:r>
-      <w:r>
-        <w:rPr>
-          <w:rFonts w:ascii="Times New Roman" w:hAnsi="Times New Roman"/>
-          <w:i/>
-          <w:color w:val="FF0000"/>
-          <w:sz w:val="24"/>
-        </w:rPr>
-        <w:t>ик:</w:t>
-      </w:r>
-      <w:r>
-        <w:rPr>
-          <w:rFonts w:ascii="Times New Roman" w:hAnsi="Times New Roman"/>
-          <w:color w:val="FF0000"/>
-          <w:sz w:val="24"/>
-        </w:rPr>
-        <w:t xml:space="preserve"> </w:t>
-      </w:r>
-      <w:r>
-        <w:rPr>
-          <w:rFonts w:ascii="Times New Roman" w:hAnsi="Times New Roman"/>
-          <w:sz w:val="24"/>
-        </w:rPr>
-        <w:t>Пресвята́ Богоро́дице, спаси́ нас.</w:t>
+          <w:color w:val="FF4400"/>
+          <w:sz w:val="24"/>
+        </w:rPr>
+        <w:t>Священник:</w:t>
+      </w:r>
+      <w:r>
+        <w:rPr>
+          <w:rFonts w:ascii="Times New Roman" w:hAnsi="Times New Roman"/>
+          <w:sz w:val="24"/>
+        </w:rPr>
+        <w:t xml:space="preserve"> Пресвята́ Богоро́дице, спаси́ нас.</w:t>
       </w:r>
     </w:p>
     <w:p>
@@ -25570,43 +25499,17 @@
         <w:rPr>
           <w:rFonts w:ascii="Times New Roman" w:hAnsi="Times New Roman"/>
           <w:i/>
-          <w:color w:val="FF0000"/>
-          <w:sz w:val="24"/>
-        </w:rPr>
-        <w:t>Священ</w:t>
-      </w:r>
-      <w:r>
-        <w:rPr>
-          <w:rFonts w:ascii="Times New Roman" w:hAnsi="Times New Roman"/>
-          <w:i/>
-          <w:color w:val="FF0000"/>
-          <w:sz w:val="24"/>
-        </w:rPr>
-        <w:t>н</w:t>
-      </w:r>
-      <w:r>
-        <w:rPr>
-          <w:rFonts w:ascii="Times New Roman" w:hAnsi="Times New Roman"/>
-          <w:i/>
-          <w:color w:val="FF0000"/>
-          <w:sz w:val="24"/>
-        </w:rPr>
-        <w:t>ик:</w:t>
-      </w:r>
-      <w:r>
-        <w:rPr>
-          <w:rFonts w:ascii="Times New Roman" w:hAnsi="Times New Roman"/>
-          <w:color w:val="FF0000"/>
-          <w:sz w:val="24"/>
-        </w:rPr>
-        <w:t xml:space="preserve"> </w:t>
-      </w:r>
-      <w:r>
-        <w:rPr>
-          <w:rFonts w:ascii="Times New Roman" w:hAnsi="Times New Roman"/>
-          <w:sz w:val="24"/>
-        </w:rPr>
-        <w:t>Сла́ва Тобі́, Хри́сте Бо́же, упова́ння на́ше, сла́ва Тобі́!</w:t>
+          <w:color w:val="FF4400"/>
+          <w:sz w:val="24"/>
+        </w:rPr>
+        <w:t>Священник:</w:t>
+      </w:r>
+      <w:r>
+        <w:rPr>
+          <w:rFonts w:ascii="Times New Roman" w:hAnsi="Times New Roman"/>
+          <w:sz w:val="24"/>
+        </w:rPr>
+        <w:t xml:space="preserve"> Сла́ва Тобі́, Хри́сте Бо́же, упова́ння на́ше, сла́ва Тобі́!</w:t>
       </w:r>
     </w:p>
     <w:p>
@@ -25658,66 +25561,38 @@
     <w:p>
       <w:pPr>
         <w:spacing w:after="120"/>
-        <w:jc w:val="both"/>
-        <w:rPr>
-          <w:rFonts w:ascii="Times New Roman" w:hAnsi="Times New Roman" w:cs="Times New Roman"/>
-          <w:sz w:val="24"/>
-          <w:szCs w:val="24"/>
-        </w:rPr>
-      </w:pPr>
-      <w:r>
-        <w:rPr>
-          <w:rFonts w:ascii="Times New Roman" w:hAnsi="Times New Roman" w:cs="Times New Roman"/>
-          <w:i/>
-          <w:color w:val="FF0000"/>
-          <w:sz w:val="24"/>
-          <w:szCs w:val="24"/>
-        </w:rPr>
-        <w:t>Священик:</w:t>
-      </w:r>
-      <w:r>
-        <w:rPr>
-          <w:rFonts w:ascii="Times New Roman" w:hAnsi="Times New Roman" w:cs="Times New Roman"/>
-          <w:color w:val="FF0000"/>
-          <w:sz w:val="24"/>
-          <w:szCs w:val="24"/>
-        </w:rPr>
-        <w:t xml:space="preserve"> </w:t>
-      </w:r>
-      <w:r>
-        <w:rPr>
-          <w:rFonts w:ascii="Times New Roman" w:hAnsi="Times New Roman" w:cs="Times New Roman"/>
-          <w:sz w:val="24"/>
-          <w:szCs w:val="24"/>
-        </w:rPr>
-        <w:t xml:space="preserve">Христос, істинний Бог наш, молитвами пречистої своєї Матері, святих славних і всехвальних апостолів, і святого, славного і всехвального апостола Андрея Первозванного, </w:t>
-      </w:r>
-      <w:r>
-        <w:rPr>
-          <w:rFonts w:ascii="Times New Roman" w:hAnsi="Times New Roman" w:cs="Times New Roman"/>
-          <w:sz w:val="24"/>
-          <w:szCs w:val="24"/>
-        </w:rPr>
-        <w:lastRenderedPageBreak/>
-        <w:t xml:space="preserve">якого світлу пам'ять днесь урочисто святкуємо, і святого </w:t>
-      </w:r>
-      <w:r>
-        <w:rPr>
-          <w:rFonts w:ascii="Times New Roman" w:hAnsi="Times New Roman" w:cs="Times New Roman"/>
-          <w:i/>
-          <w:color w:val="FF0000"/>
-          <w:sz w:val="24"/>
-          <w:szCs w:val="24"/>
-        </w:rPr>
-        <w:t xml:space="preserve">(ім'я, якого є храм), </w:t>
-      </w:r>
-      <w:r>
-        <w:rPr>
-          <w:rFonts w:ascii="Times New Roman" w:hAnsi="Times New Roman" w:cs="Times New Roman"/>
-          <w:sz w:val="24"/>
-          <w:szCs w:val="24"/>
-        </w:rPr>
-        <w:t>і всіх святих, помилує і спасе нас, як благий і людинолюбний.</w:t>
+      </w:pPr>
+      <w:r>
+        <w:rPr>
+          <w:rFonts w:ascii="Times New Roman" w:hAnsi="Times New Roman"/>
+          <w:i/>
+          <w:color w:val="FF4400"/>
+          <w:sz w:val="24"/>
+        </w:rPr>
+        <w:t>Священник:</w:t>
+      </w:r>
+      <w:r>
+        <w:rPr>
+          <w:rFonts w:ascii="Times New Roman" w:hAnsi="Times New Roman"/>
+          <w:sz w:val="24"/>
+        </w:rPr>
+        <w:t xml:space="preserve"> Христос, істинний Бог наш - молитвами пречистої Своєї Матері, святих славних і всехвальних апостолів, і святого, </w:t>
+      </w:r>
+      <w:r>
+        <w:rPr>
+          <w:rFonts w:ascii="Times New Roman" w:hAnsi="Times New Roman"/>
+          <w:i/>
+          <w:color w:val="FF4400"/>
+          <w:sz w:val="24"/>
+        </w:rPr>
+        <w:t>якого є храм</w:t>
+      </w:r>
+      <w:r>
+        <w:rPr>
+          <w:rFonts w:ascii="Times New Roman" w:hAnsi="Times New Roman"/>
+          <w:sz w:val="24"/>
+        </w:rPr>
+        <w:t>, і святого всехвального апостола Андрія Первозваного, якого сьогодні пам'ять світло звершуємо, і всіх святих - помилує і спасе нас як благий і людинолюбний.</w:t>
       </w:r>
     </w:p>
     <w:p>
@@ -29418,19 +29293,17 @@
       </w:pPr>
       <w:r>
         <w:rPr>
-          <w:rFonts w:ascii="Times New Roman" w:hAnsi="Times New Roman" w:cs="Times New Roman"/>
+          <w:rFonts w:ascii="Times New Roman" w:hAnsi="Times New Roman"/>
           <w:i/>
           <w:color w:val="FF4400"/>
           <w:sz w:val="24"/>
-          <w:szCs w:val="24"/>
         </w:rPr>
         <w:t>Священник:</w:t>
       </w:r>
       <w:r>
         <w:rPr>
-          <w:rFonts w:ascii="Times New Roman" w:hAnsi="Times New Roman" w:cs="Times New Roman"/>
-          <w:sz w:val="24"/>
-          <w:szCs w:val="24"/>
+          <w:rFonts w:ascii="Times New Roman" w:hAnsi="Times New Roman"/>
+          <w:sz w:val="24"/>
         </w:rPr>
         <w:t xml:space="preserve"> Бо Тобі належить усяка слава, честь і поклоніння, Отцю, і Сину, і Святому Духові, нині, і повсякчас, і на віки віків.</w:t>
       </w:r>
@@ -30021,20 +29894,17 @@
       </w:pPr>
       <w:r>
         <w:rPr>
-          <w:rFonts w:ascii="Times New Roman" w:hAnsi="Times New Roman" w:cs="Times New Roman"/>
+          <w:rFonts w:ascii="Times New Roman" w:hAnsi="Times New Roman"/>
           <w:i/>
           <w:color w:val="FF4400"/>
           <w:sz w:val="24"/>
-          <w:szCs w:val="24"/>
         </w:rPr>
         <w:t>Священник:</w:t>
       </w:r>
       <w:r>
         <w:rPr>
-          <w:rFonts w:ascii="Times New Roman" w:hAnsi="Times New Roman" w:cs="Times New Roman"/>
-          <w:color w:val="000000"/>
-          <w:sz w:val="24"/>
-          <w:szCs w:val="24"/>
+          <w:rFonts w:ascii="Times New Roman" w:hAnsi="Times New Roman"/>
+          <w:sz w:val="24"/>
         </w:rPr>
         <w:t xml:space="preserve"> Бо Твоя є влада і Твоє є царство, і сила, і слава, Отця, і Сина, і Святого Духа, нині, і повсякчас, і на віки віків.</w:t>
       </w:r>
@@ -30418,20 +30288,17 @@
       </w:pPr>
       <w:r>
         <w:rPr>
-          <w:rFonts w:ascii="Times New Roman" w:hAnsi="Times New Roman" w:cs="Times New Roman"/>
+          <w:rFonts w:ascii="Times New Roman" w:hAnsi="Times New Roman"/>
           <w:i/>
           <w:color w:val="FF4400"/>
           <w:sz w:val="24"/>
-          <w:szCs w:val="24"/>
         </w:rPr>
         <w:t>Священник:</w:t>
       </w:r>
       <w:r>
         <w:rPr>
-          <w:rFonts w:ascii="Times New Roman" w:hAnsi="Times New Roman" w:cs="Times New Roman"/>
-          <w:color w:val="000000"/>
-          <w:sz w:val="24"/>
-          <w:szCs w:val="24"/>
+          <w:rFonts w:ascii="Times New Roman" w:hAnsi="Times New Roman"/>
+          <w:sz w:val="24"/>
         </w:rPr>
         <w:t xml:space="preserve"> Бо Ти благий і людинолюбний Бог – і Тобі славу возсилаємо, Отцю, і Сину, і Святому Духові, нині, і повсякчас, і на віки віків.</w:t>
       </w:r>
@@ -33311,22 +33178,19 @@
       </w:pPr>
       <w:r>
         <w:rPr>
-          <w:rFonts w:ascii="Times New Roman" w:hAnsi="Times New Roman" w:cs="Times New Roman"/>
+          <w:rFonts w:ascii="Times New Roman" w:hAnsi="Times New Roman"/>
           <w:i/>
           <w:color w:val="FF4400"/>
           <w:sz w:val="24"/>
-          <w:szCs w:val="24"/>
-        </w:rPr>
-        <w:t xml:space="preserve">Священник: </w:t>
-      </w:r>
-      <w:r>
-        <w:rPr>
-          <w:rFonts w:ascii="Times New Roman" w:hAnsi="Times New Roman" w:cs="Times New Roman"/>
-          <w:color w:val="000000"/>
-          <w:sz w:val="24"/>
-          <w:szCs w:val="24"/>
-        </w:rPr>
-        <w:t>Благодаттю, і щедротами, і людинолюб’ям єдинородного Сина Твого, з яким Ти благословенний, із пресвятим, і благим, і животворчим твоїм Духом, нині, і повсякчас, і на віки віків.</w:t>
+        </w:rPr>
+        <w:t>Священник:</w:t>
+      </w:r>
+      <w:r>
+        <w:rPr>
+          <w:rFonts w:ascii="Times New Roman" w:hAnsi="Times New Roman"/>
+          <w:sz w:val="24"/>
+        </w:rPr>
+        <w:t xml:space="preserve"> Благодаттю, і щедротами, і людинолюб’ям єдинородного Сина Твого, з яким Ти благословенний, із пресвятим, і благим, і животворчим твоїм Духом, нині, і повсякчас, і на віки віків.</w:t>
       </w:r>
     </w:p>
     <w:p>
@@ -34213,30 +34077,19 @@
       </w:pPr>
       <w:r>
         <w:rPr>
-          <w:rFonts w:ascii="Times New Roman" w:hAnsi="Times New Roman" w:cs="Times New Roman"/>
-          <w:i/>
-          <w:color w:val="FF0000"/>
-          <w:sz w:val="24"/>
-          <w:szCs w:val="24"/>
-        </w:rPr>
-        <w:t xml:space="preserve">Священник: </w:t>
-      </w:r>
-      <w:r>
-        <w:rPr>
-          <w:rFonts w:ascii="Times New Roman" w:hAnsi="Times New Roman" w:cs="Times New Roman"/>
-          <w:color w:val="000000"/>
-          <w:sz w:val="24"/>
-          <w:szCs w:val="24"/>
-        </w:rPr>
-        <w:t>Бо Ти Бог наш і Тобі славу возсилаємо: Отцю, і Сину, і Святому Духові</w:t>
-      </w:r>
-      <w:r>
-        <w:rPr>
-          <w:rFonts w:ascii="Times New Roman" w:hAnsi="Times New Roman" w:cs="Times New Roman"/>
-          <w:sz w:val="24"/>
-          <w:szCs w:val="24"/>
-        </w:rPr>
-        <w:t>, нині, і повсякчас, і на віки віків.</w:t>
+          <w:rFonts w:ascii="Times New Roman" w:hAnsi="Times New Roman"/>
+          <w:i/>
+          <w:color w:val="FF4400"/>
+          <w:sz w:val="24"/>
+        </w:rPr>
+        <w:t>Священник:</w:t>
+      </w:r>
+      <w:r>
+        <w:rPr>
+          <w:rFonts w:ascii="Times New Roman" w:hAnsi="Times New Roman"/>
+          <w:sz w:val="24"/>
+        </w:rPr>
+        <w:t xml:space="preserve"> Бо Ти Бог наш і Тобі славу возсилаємо: Отцю, і Сину, і Святому Духові, нині, і повсякчас, і на віки віків.</w:t>
       </w:r>
     </w:p>
     <w:p>
@@ -35508,30 +35361,19 @@
       </w:pPr>
       <w:r>
         <w:rPr>
-          <w:rFonts w:ascii="Times New Roman" w:hAnsi="Times New Roman" w:cs="Times New Roman"/>
-          <w:i/>
-          <w:color w:val="FF0000"/>
-          <w:sz w:val="24"/>
-          <w:szCs w:val="24"/>
-        </w:rPr>
-        <w:t xml:space="preserve">Священник: </w:t>
-      </w:r>
-      <w:r>
-        <w:rPr>
-          <w:rFonts w:ascii="Times New Roman" w:hAnsi="Times New Roman" w:cs="Times New Roman"/>
-          <w:color w:val="000000"/>
-          <w:sz w:val="24"/>
-          <w:szCs w:val="24"/>
-        </w:rPr>
-        <w:t>Бо Ти цар миру і Спас душ наших – і Тобі славу возсилаємо, Отцю, і Сину, і Святому Духові</w:t>
-      </w:r>
-      <w:r>
-        <w:rPr>
-          <w:rFonts w:ascii="Times New Roman" w:hAnsi="Times New Roman" w:cs="Times New Roman"/>
-          <w:sz w:val="24"/>
-          <w:szCs w:val="24"/>
-        </w:rPr>
-        <w:t>, нині, і повсякчас, і на віки віків.</w:t>
+          <w:rFonts w:ascii="Times New Roman" w:hAnsi="Times New Roman"/>
+          <w:i/>
+          <w:color w:val="FF4400"/>
+          <w:sz w:val="24"/>
+        </w:rPr>
+        <w:t>Священник:</w:t>
+      </w:r>
+      <w:r>
+        <w:rPr>
+          <w:rFonts w:ascii="Times New Roman" w:hAnsi="Times New Roman"/>
+          <w:sz w:val="24"/>
+        </w:rPr>
+        <w:t xml:space="preserve"> Бо Ти цар миру і Спас душ наших – і Тобі славу возсилаємо, Отцю, і Сину, і Святому Духові, нині, і повсякчас, і на віки віків.</w:t>
       </w:r>
     </w:p>
     <w:p>
@@ -39489,21 +39331,19 @@
       </w:pPr>
       <w:r>
         <w:rPr>
-          <w:rFonts w:ascii="Times New Roman" w:hAnsi="Times New Roman" w:cs="Times New Roman"/>
+          <w:rFonts w:ascii="Times New Roman" w:hAnsi="Times New Roman"/>
           <w:i/>
           <w:color w:val="FF4400"/>
           <w:sz w:val="24"/>
-          <w:szCs w:val="24"/>
-        </w:rPr>
-        <w:t xml:space="preserve">Священник: </w:t>
-      </w:r>
-      <w:r>
-        <w:rPr>
-          <w:rFonts w:ascii="Times New Roman" w:hAnsi="Times New Roman" w:cs="Times New Roman"/>
-          <w:sz w:val="24"/>
-          <w:szCs w:val="24"/>
-        </w:rPr>
-        <w:t>Бо милостивий і людинолюбний Бог єси, і Тобі славу возсилаємо, Отцю, і Сину, і Святому Духові, нині, і повсякчас, і на віки віків.</w:t>
+        </w:rPr>
+        <w:t>Священник:</w:t>
+      </w:r>
+      <w:r>
+        <w:rPr>
+          <w:rFonts w:ascii="Times New Roman" w:hAnsi="Times New Roman"/>
+          <w:sz w:val="24"/>
+        </w:rPr>
+        <w:t xml:space="preserve"> Бо милостивий і людинолюбний Бог єси, і Тобі славу возсилаємо, Отцю, і Сину, і Святому Духові, нині, і повсякчас, і на віки віків.</w:t>
       </w:r>
     </w:p>
     <w:p>
@@ -40251,22 +40091,19 @@
       </w:pPr>
       <w:r>
         <w:rPr>
-          <w:rFonts w:ascii="Times New Roman" w:hAnsi="Times New Roman" w:cs="Times New Roman"/>
+          <w:rFonts w:ascii="Times New Roman" w:hAnsi="Times New Roman"/>
           <w:i/>
           <w:color w:val="FF4400"/>
           <w:sz w:val="24"/>
-          <w:szCs w:val="24"/>
-        </w:rPr>
-        <w:t xml:space="preserve">Священник: </w:t>
-      </w:r>
-      <w:r>
-        <w:rPr>
-          <w:rFonts w:ascii="Times New Roman" w:hAnsi="Times New Roman" w:cs="Times New Roman"/>
-          <w:color w:val="000000"/>
-          <w:sz w:val="24"/>
-          <w:szCs w:val="24"/>
-        </w:rPr>
-        <w:t>Бо до Тебе належить милувати і спасати нас, Боже наш, і Тобі славу возсилаємо, Отцю, і Сину, і Святому Духові, нині, і повсякчас, і на віки віків.</w:t>
+        </w:rPr>
+        <w:t>Священник:</w:t>
+      </w:r>
+      <w:r>
+        <w:rPr>
+          <w:rFonts w:ascii="Times New Roman" w:hAnsi="Times New Roman"/>
+          <w:sz w:val="24"/>
+        </w:rPr>
+        <w:t xml:space="preserve"> Бо до Тебе належить милувати і спасати нас, Боже наш, і Тобі славу возсилаємо, Отцю, і Сину, і Святому Духові, нині, і повсякчас, і на віки віків.</w:t>
       </w:r>
     </w:p>
     <w:p>
@@ -40628,57 +40465,38 @@
     <w:p>
       <w:pPr>
         <w:spacing w:after="120"/>
-        <w:jc w:val="both"/>
-        <w:rPr>
-          <w:rFonts w:ascii="Times New Roman" w:hAnsi="Times New Roman" w:cs="Times New Roman"/>
-          <w:sz w:val="24"/>
-          <w:szCs w:val="24"/>
-        </w:rPr>
-      </w:pPr>
-      <w:r>
-        <w:rPr>
-          <w:rFonts w:ascii="Times New Roman" w:hAnsi="Times New Roman" w:cs="Times New Roman"/>
-          <w:i/>
-          <w:color w:val="FF0000"/>
-          <w:sz w:val="24"/>
-          <w:szCs w:val="24"/>
-        </w:rPr>
-        <w:t>Священик:</w:t>
-      </w:r>
-      <w:r>
-        <w:rPr>
-          <w:rFonts w:ascii="Times New Roman" w:hAnsi="Times New Roman" w:cs="Times New Roman"/>
-          <w:color w:val="FF0000"/>
-          <w:sz w:val="24"/>
-          <w:szCs w:val="24"/>
-        </w:rPr>
-        <w:t xml:space="preserve"> </w:t>
-      </w:r>
-      <w:r>
-        <w:rPr>
-          <w:rFonts w:ascii="Times New Roman" w:hAnsi="Times New Roman" w:cs="Times New Roman"/>
-          <w:sz w:val="24"/>
-          <w:szCs w:val="24"/>
-        </w:rPr>
-        <w:t xml:space="preserve">Христос, істинний Бог наш, молитвами пречистої своєї Матері, святих славних і всехвальних апостолів, і святого, славного і всехвального апостола Андрея Первозванного, якого світлу пам'ять днесь урочисто святкуємо, і святого </w:t>
-      </w:r>
-      <w:r>
-        <w:rPr>
-          <w:rFonts w:ascii="Times New Roman" w:hAnsi="Times New Roman" w:cs="Times New Roman"/>
-          <w:i/>
-          <w:color w:val="FF0000"/>
-          <w:sz w:val="24"/>
-          <w:szCs w:val="24"/>
-        </w:rPr>
-        <w:t xml:space="preserve">(ім'я, якого є храм), </w:t>
-      </w:r>
-      <w:r>
-        <w:rPr>
-          <w:rFonts w:ascii="Times New Roman" w:hAnsi="Times New Roman" w:cs="Times New Roman"/>
-          <w:sz w:val="24"/>
-          <w:szCs w:val="24"/>
-        </w:rPr>
-        <w:t>і всіх святих, помилує і спасе нас, як благий і людинолюбний.</w:t>
+      </w:pPr>
+      <w:r>
+        <w:rPr>
+          <w:rFonts w:ascii="Times New Roman" w:hAnsi="Times New Roman"/>
+          <w:i/>
+          <w:color w:val="FF4400"/>
+          <w:sz w:val="24"/>
+        </w:rPr>
+        <w:t>Священник:</w:t>
+      </w:r>
+      <w:r>
+        <w:rPr>
+          <w:rFonts w:ascii="Times New Roman" w:hAnsi="Times New Roman"/>
+          <w:sz w:val="24"/>
+        </w:rPr>
+        <w:t xml:space="preserve"> Христос, істинний Бог наш - молитвами пречистої Своєї Матері, святих славних і всехвальних апостолів, і святого, </w:t>
+      </w:r>
+      <w:r>
+        <w:rPr>
+          <w:rFonts w:ascii="Times New Roman" w:hAnsi="Times New Roman"/>
+          <w:i/>
+          <w:color w:val="FF4400"/>
+          <w:sz w:val="24"/>
+        </w:rPr>
+        <w:t>якого є храм</w:t>
+      </w:r>
+      <w:r>
+        <w:rPr>
+          <w:rFonts w:ascii="Times New Roman" w:hAnsi="Times New Roman"/>
+          <w:sz w:val="24"/>
+        </w:rPr>
+        <w:t>, і святого всехвального апостола Андрія Первозваного, якого сьогодні пам'ять світло звершуємо, і всіх святих - помилує і спасе нас як благий і людинолюбний.</w:t>
       </w:r>
     </w:p>
     <w:p>
